--- a/press/press-kit/presskit.docx
+++ b/press/press-kit/presskit.docx
@@ -1218,84 +1218,120 @@
           <w:color w:val="1A1A1A"/>
           <w:sz w:val="22"/>
         </w:rPr>
-        <w:t>Announcement trailer - 60-70s</w:t>
+        <w:t>Announcement trailer</w:t>
       </w:r>
     </w:p>
-    <w:p>
-      <w:r>
-        <w:rPr>
-          <w:b/>
-          <w:i w:val="0"/>
-        </w:rPr>
-        <w:t>Watch or embed:</w:t>
-      </w:r>
-      <w:r>
-        <w:rPr>
-          <w:b w:val="0"/>
-          <w:i w:val="0"/>
-        </w:rPr>
-        <w:t xml:space="preserve"> </w:t>
-      </w:r>
-      <w:hyperlink r:id="rId22">
-        <w:r>
-          <w:rPr>
-            <w:color w:val="C2410C"/>
-            <w:u w:val="single"/>
-          </w:rPr>
-          <w:t xml:space="preserve">youtu.be/xNUYsOltxKE</w:t>
-        </w:r>
-      </w:hyperlink>
-    </w:p>
-    <w:p>
-      <w:r>
-        <w:rPr>
-          <w:b/>
-          <w:color w:val="C2185B"/>
-        </w:rPr>
-        <w:t xml:space="preserve">TODO  </w:t>
-      </w:r>
-      <w:r>
-        <w:rPr>
-          <w:b w:val="0"/>
-          <w:i w:val="0"/>
-          <w:color w:val="C2185B"/>
-        </w:rPr>
-        <w:t>Trailer 1080p MP4</w:t>
-      </w:r>
-      <w:r>
-        <w:rPr>
-          <w:b w:val="0"/>
-          <w:i/>
-          <w:color w:val="C2185B"/>
-        </w:rPr>
-        <w:t xml:space="preserve"> - add Google Drive link</w:t>
-      </w:r>
-    </w:p>
-    <w:p>
-      <w:r>
-        <w:rPr>
-          <w:b/>
-          <w:color w:val="C2185B"/>
-        </w:rPr>
-        <w:t xml:space="preserve">TODO  </w:t>
-      </w:r>
-      <w:r>
-        <w:rPr>
-          <w:b w:val="0"/>
-          <w:i w:val="0"/>
-          <w:color w:val="C2185B"/>
-        </w:rPr>
-        <w:t>Trailer 4K MP4</w:t>
-      </w:r>
-      <w:r>
-        <w:rPr>
-          <w:b w:val="0"/>
-          <w:i/>
-          <w:color w:val="C2185B"/>
-        </w:rPr>
-        <w:t xml:space="preserve"> - add Google Drive link</w:t>
-      </w:r>
-    </w:p>
+    <w:tbl>
+      <w:tblPr>
+        <w:tblStyle w:val="TableGrid"/>
+        <w:tblW w:type="auto" w:w="0"/>
+        <w:tblLook w:firstColumn="1" w:firstRow="1" w:lastColumn="0" w:lastRow="0" w:noHBand="0" w:noVBand="1" w:val="04A0"/>
+      </w:tblPr>
+      <w:tblGrid>
+        <w:gridCol w:w="4320"/>
+        <w:gridCol w:w="4320"/>
+      </w:tblGrid>
+      <w:tr>
+        <w:tc>
+          <w:tcPr>
+            <w:tcW w:type="dxa" w:w="4320"/>
+          </w:tcPr>
+          <w:p>
+            <w:r>
+              <w:rPr>
+                <w:b/>
+                <w:color w:val="6B6B6B"/>
+                <w:sz w:val="16"/>
+              </w:rPr>
+              <w:t>WATCH OR EMBED</w:t>
+            </w:r>
+          </w:p>
+        </w:tc>
+        <w:tc>
+          <w:tcPr>
+            <w:tcW w:type="dxa" w:w="4320"/>
+          </w:tcPr>
+          <w:p>
+            <w:hyperlink r:id="rId22">
+              <w:r>
+                <w:rPr>
+                  <w:color w:val="C2410C"/>
+                  <w:u w:val="single"/>
+                </w:rPr>
+                <w:t xml:space="preserve">youtu.be/n4RiVblVQ90</w:t>
+              </w:r>
+            </w:hyperlink>
+          </w:p>
+        </w:tc>
+      </w:tr>
+      <w:tr>
+        <w:tc>
+          <w:tcPr>
+            <w:tcW w:type="dxa" w:w="4320"/>
+          </w:tcPr>
+          <w:p>
+            <w:r>
+              <w:rPr>
+                <w:b/>
+                <w:color w:val="6B6B6B"/>
+                <w:sz w:val="16"/>
+              </w:rPr>
+              <w:t>4K MP4</w:t>
+            </w:r>
+          </w:p>
+        </w:tc>
+        <w:tc>
+          <w:tcPr>
+            <w:tcW w:type="dxa" w:w="4320"/>
+          </w:tcPr>
+          <w:p>
+            <w:hyperlink r:id="rId23">
+              <w:r>
+                <w:rPr>
+                  <w:color w:val="C2410C"/>
+                  <w:u w:val="single"/>
+                </w:rPr>
+                <w:t xml:space="preserve">Download from Google Drive</w:t>
+              </w:r>
+            </w:hyperlink>
+          </w:p>
+        </w:tc>
+      </w:tr>
+      <w:tr>
+        <w:tc>
+          <w:tcPr>
+            <w:tcW w:type="dxa" w:w="4320"/>
+          </w:tcPr>
+          <w:p>
+            <w:r>
+              <w:rPr>
+                <w:b/>
+                <w:color w:val="6B6B6B"/>
+                <w:sz w:val="16"/>
+              </w:rPr>
+              <w:t>1080P MP4</w:t>
+            </w:r>
+          </w:p>
+        </w:tc>
+        <w:tc>
+          <w:tcPr>
+            <w:tcW w:type="dxa" w:w="4320"/>
+          </w:tcPr>
+          <w:p>
+            <w:hyperlink r:id="rId24">
+              <w:r>
+                <w:rPr>
+                  <w:color w:val="C2410C"/>
+                  <w:u w:val="single"/>
+                </w:rPr>
+                <w:t xml:space="preserve">Download from Google Drive</w:t>
+              </w:r>
+            </w:hyperlink>
+          </w:p>
+        </w:tc>
+      </w:tr>
+    </w:tbl>
+    <w:p/>
     <w:p>
       <w:pPr>
         <w:pStyle w:val="Heading3"/>
@@ -1683,7 +1719,7 @@
           <w:color w:val="6B6B6B"/>
           <w:sz w:val="17"/>
         </w:rPr>
-        <w:t>4 files</w:t>
+        <w:t>5 files</w:t>
       </w:r>
       <w:r>
         <w:rPr>
@@ -1692,32 +1728,7 @@
           <w:color w:val="6B6B6B"/>
           <w:sz w:val="17"/>
         </w:rPr>
-        <w:t xml:space="preserve"> in logos/ (3.7 MB) - beltfed-logo-color.png, hello-world-studios-logo.png, icon-app.png, icon-shortcut.png</w:t>
-      </w:r>
-    </w:p>
-    <w:p>
-      <w:r>
-        <w:rPr>
-          <w:b/>
-          <w:color w:val="C2185B"/>
-        </w:rPr>
-        <w:t xml:space="preserve">TODO  </w:t>
-      </w:r>
-      <w:r>
-        <w:rPr>
-          <w:b w:val="0"/>
-          <w:i w:val="0"/>
-          <w:color w:val="C2185B"/>
-        </w:rPr>
-        <w:t>hello-world-studios-logo-dark.png</w:t>
-      </w:r>
-      <w:r>
-        <w:rPr>
-          <w:b w:val="0"/>
-          <w:i/>
-          <w:color w:val="C2185B"/>
-        </w:rPr>
-        <w:t xml:space="preserve"> - dark version of the studio logo</w:t>
+        <w:t xml:space="preserve"> in logos/ (3.7 MB) - beltfed-logo-color.png, hello-world-studios-logo-dark.png, hello-world-studios-logo.png, icon-app.png, icon-shortcut.png</w:t>
       </w:r>
     </w:p>
     <w:p>
@@ -1786,7 +1797,7 @@
         </w:rPr>
         <w:t xml:space="preserve"> - Developer · Lead Designer · </w:t>
       </w:r>
-      <w:hyperlink r:id="rId23">
+      <w:hyperlink r:id="rId25">
         <w:r>
           <w:rPr>
             <w:color w:val="C2410C"/>
@@ -1814,7 +1825,7 @@
         </w:rPr>
         <w:t xml:space="preserve"> - Developer · Business &amp; Operations · </w:t>
       </w:r>
-      <w:hyperlink r:id="rId24">
+      <w:hyperlink r:id="rId26">
         <w:r>
           <w:rPr>
             <w:color w:val="C2410C"/>
@@ -1830,7 +1841,7 @@
           <w:b w:val="0"/>
           <w:i w:val="0"/>
         </w:rPr>
-        <w:t>Hello World Studios is a two-person independent studio founded by brothers Toby and Troy Atkinson. Based in Abu Dhabi but from Cornwall in the UK, they both studied Game Development at Falmouth University (Falmouth Games Academy), and between them have received the Supermassive Games Award, are alumni of the UK Games Fund's Tranzfuser program, and have worked on titles such as Firehawk FPV and STUFFED. Toby was one of three developers behind Firehawk FPV (TruePlayers, 2025), a roguelike that has sold over 10,000 units on Steam at 92% positive across 460+ reviews. Troy spent years in adtech, where he architected SDKs and real-time ad exchanges; alongside that performance-engineering work he has also worked on games such as STUFFED.</w:t>
+        <w:t>Hello World Studios is a two-person independent studio founded by brothers Toby and Troy Atkinson. Cornish, now based in Abu Dhabi, both studied games development at Falmouth Games Academy.</w:t>
       </w:r>
     </w:p>
     <w:p>
@@ -1839,7 +1850,57 @@
           <w:b w:val="0"/>
           <w:i w:val="0"/>
         </w:rPr>
-        <w:t>BELTFED began in October 2023 and has been developed part-time over three years. It combines Toby's game design background with Troy's experience in large-scale distributed systems engineering, a combination the team credits directly with the game's ability to run very large numbers of enemies on screen at once. BELTFED is the studio's debut title.</w:t>
+        <w:t xml:space="preserve">Toby went straight into the indie industry after university, and was one of three developers behind the roguelike </w:t>
+      </w:r>
+      <w:hyperlink r:id="rId27">
+        <w:r>
+          <w:rPr>
+            <w:color w:val="C2410C"/>
+            <w:u w:val="single"/>
+          </w:rPr>
+          <w:t xml:space="preserve">Firehawk FPV Drone Fighter</w:t>
+        </w:r>
+      </w:hyperlink>
+      <w:r>
+        <w:rPr>
+          <w:b w:val="0"/>
+          <w:i w:val="0"/>
+        </w:rPr>
+        <w:t xml:space="preserve"> (TruePlayers, 2025). Troy went on to study entrepreneurship and became a staff engineer and shareholder at adtech startup </w:t>
+      </w:r>
+      <w:hyperlink r:id="rId28">
+        <w:r>
+          <w:rPr>
+            <w:color w:val="C2410C"/>
+            <w:u w:val="single"/>
+          </w:rPr>
+          <w:t xml:space="preserve">Audiomob</w:t>
+        </w:r>
+      </w:hyperlink>
+      <w:r>
+        <w:rPr>
+          <w:b w:val="0"/>
+          <w:i w:val="0"/>
+        </w:rPr>
+        <w:t>.</w:t>
+      </w:r>
+    </w:p>
+    <w:p>
+      <w:r>
+        <w:rPr>
+          <w:b w:val="0"/>
+          <w:i w:val="0"/>
+        </w:rPr>
+        <w:t>BELTFED began in October 2023 as a part-time project, combining Toby's game design with Troy's experience building large-scale engineering systems - a combination the team credits directly with BELTFED's ability to simulate a ridiculous number of enemies.</w:t>
+      </w:r>
+    </w:p>
+    <w:p>
+      <w:r>
+        <w:rPr>
+          <w:b w:val="0"/>
+          <w:i w:val="0"/>
+        </w:rPr>
+        <w:t>BELTFED is the studio's debut title.</w:t>
       </w:r>
     </w:p>
     <w:p>

--- a/press/press-kit/presskit.docx
+++ b/press/press-kit/presskit.docx
@@ -1343,7 +1343,7 @@
           <w:color w:val="1A1A1A"/>
           <w:sz w:val="22"/>
         </w:rPr>
-        <w:t>Raw gameplay capture - B-roll for creators</w:t>
+        <w:t>Gameplay footage</w:t>
       </w:r>
     </w:p>
     <w:p>
@@ -1432,7 +1432,7 @@
           <w:color w:val="1A1A1A"/>
           <w:sz w:val="22"/>
         </w:rPr>
-        <w:t>Social cut - 15-30s</w:t>
+        <w:t>Social cut</w:t>
       </w:r>
     </w:p>
     <w:p>
@@ -1841,7 +1841,7 @@
           <w:b w:val="0"/>
           <w:i w:val="0"/>
         </w:rPr>
-        <w:t>Hello World Studios is a two-person independent studio founded by brothers Toby and Troy Atkinson. Cornish, now based in Abu Dhabi, both studied games development at Falmouth Games Academy.</w:t>
+        <w:t>Hello World Studios is a two-person independent studio founded by brothers Toby and Troy Atkinson. From Cornwall in the UK, now based in Abu Dhabi, both studied games development at Falmouth Games Academy.</w:t>
       </w:r>
     </w:p>
     <w:p>

--- a/press/press-kit/presskit.docx
+++ b/press/press-kit/presskit.docx
@@ -1346,81 +1346,117 @@
         <w:t>Gameplay footage</w:t>
       </w:r>
     </w:p>
-    <w:p>
-      <w:r>
-        <w:rPr>
-          <w:b/>
-          <w:color w:val="C2185B"/>
-        </w:rPr>
-        <w:t xml:space="preserve">TODO  </w:t>
-      </w:r>
-      <w:r>
-        <w:rPr>
-          <w:b w:val="0"/>
-          <w:i w:val="0"/>
-          <w:color w:val="C2185B"/>
-        </w:rPr>
-        <w:t>Gameplay footage on YouTube</w:t>
-      </w:r>
-      <w:r>
-        <w:rPr>
-          <w:b w:val="0"/>
-          <w:i/>
-          <w:color w:val="C2185B"/>
-        </w:rPr>
-        <w:t xml:space="preserve"> - add link</w:t>
-      </w:r>
-    </w:p>
-    <w:p>
-      <w:r>
-        <w:rPr>
-          <w:b/>
-          <w:color w:val="C2185B"/>
-        </w:rPr>
-        <w:t xml:space="preserve">TODO  </w:t>
-      </w:r>
-      <w:r>
-        <w:rPr>
-          <w:b w:val="0"/>
-          <w:i w:val="0"/>
-          <w:color w:val="C2185B"/>
-        </w:rPr>
-        <w:t>Gameplay capture 1080p MP4</w:t>
-      </w:r>
-      <w:r>
-        <w:rPr>
-          <w:b w:val="0"/>
-          <w:i/>
-          <w:color w:val="C2185B"/>
-        </w:rPr>
-        <w:t xml:space="preserve"> - add Google Drive link</w:t>
-      </w:r>
-    </w:p>
-    <w:p>
-      <w:r>
-        <w:rPr>
-          <w:b/>
-          <w:color w:val="C2185B"/>
-        </w:rPr>
-        <w:t xml:space="preserve">TODO  </w:t>
-      </w:r>
-      <w:r>
-        <w:rPr>
-          <w:b w:val="0"/>
-          <w:i w:val="0"/>
-          <w:color w:val="C2185B"/>
-        </w:rPr>
-        <w:t>Gameplay capture 4K MP4</w:t>
-      </w:r>
-      <w:r>
-        <w:rPr>
-          <w:b w:val="0"/>
-          <w:i/>
-          <w:color w:val="C2185B"/>
-        </w:rPr>
-        <w:t xml:space="preserve"> - add Google Drive link</w:t>
-      </w:r>
-    </w:p>
+    <w:tbl>
+      <w:tblPr>
+        <w:tblStyle w:val="TableGrid"/>
+        <w:tblW w:type="auto" w:w="0"/>
+        <w:tblLook w:firstColumn="1" w:firstRow="1" w:lastColumn="0" w:lastRow="0" w:noHBand="0" w:noVBand="1" w:val="04A0"/>
+      </w:tblPr>
+      <w:tblGrid>
+        <w:gridCol w:w="4320"/>
+        <w:gridCol w:w="4320"/>
+      </w:tblGrid>
+      <w:tr>
+        <w:tc>
+          <w:tcPr>
+            <w:tcW w:type="dxa" w:w="4320"/>
+          </w:tcPr>
+          <w:p>
+            <w:r>
+              <w:rPr>
+                <w:b/>
+                <w:color w:val="6B6B6B"/>
+                <w:sz w:val="16"/>
+              </w:rPr>
+              <w:t>WATCH OR EMBED</w:t>
+            </w:r>
+          </w:p>
+        </w:tc>
+        <w:tc>
+          <w:tcPr>
+            <w:tcW w:type="dxa" w:w="4320"/>
+          </w:tcPr>
+          <w:p>
+            <w:r>
+              <w:rPr>
+                <w:b w:val="0"/>
+                <w:i w:val="0"/>
+                <w:color w:val="C2185B"/>
+                <w:sz w:val="19"/>
+              </w:rPr>
+              <w:t>Coming soon</w:t>
+            </w:r>
+          </w:p>
+        </w:tc>
+      </w:tr>
+      <w:tr>
+        <w:tc>
+          <w:tcPr>
+            <w:tcW w:type="dxa" w:w="4320"/>
+          </w:tcPr>
+          <w:p>
+            <w:r>
+              <w:rPr>
+                <w:b/>
+                <w:color w:val="6B6B6B"/>
+                <w:sz w:val="16"/>
+              </w:rPr>
+              <w:t>4K MP4</w:t>
+            </w:r>
+          </w:p>
+        </w:tc>
+        <w:tc>
+          <w:tcPr>
+            <w:tcW w:type="dxa" w:w="4320"/>
+          </w:tcPr>
+          <w:p>
+            <w:r>
+              <w:rPr>
+                <w:b w:val="0"/>
+                <w:i w:val="0"/>
+                <w:color w:val="C2185B"/>
+                <w:sz w:val="19"/>
+              </w:rPr>
+              <w:t>Coming soon</w:t>
+            </w:r>
+          </w:p>
+        </w:tc>
+      </w:tr>
+      <w:tr>
+        <w:tc>
+          <w:tcPr>
+            <w:tcW w:type="dxa" w:w="4320"/>
+          </w:tcPr>
+          <w:p>
+            <w:r>
+              <w:rPr>
+                <w:b/>
+                <w:color w:val="6B6B6B"/>
+                <w:sz w:val="16"/>
+              </w:rPr>
+              <w:t>1080P MP4</w:t>
+            </w:r>
+          </w:p>
+        </w:tc>
+        <w:tc>
+          <w:tcPr>
+            <w:tcW w:type="dxa" w:w="4320"/>
+          </w:tcPr>
+          <w:p>
+            <w:r>
+              <w:rPr>
+                <w:b w:val="0"/>
+                <w:i w:val="0"/>
+                <w:color w:val="C2185B"/>
+                <w:sz w:val="19"/>
+              </w:rPr>
+              <w:t>Coming soon</w:t>
+            </w:r>
+          </w:p>
+        </w:tc>
+      </w:tr>
+    </w:tbl>
+    <w:p/>
     <w:p>
       <w:pPr>
         <w:pStyle w:val="Heading3"/>
@@ -1435,31 +1471,117 @@
         <w:t>Social cut</w:t>
       </w:r>
     </w:p>
-    <w:p>
-      <w:r>
-        <w:rPr>
-          <w:b/>
-          <w:color w:val="C2185B"/>
-        </w:rPr>
-        <w:t xml:space="preserve">TODO  </w:t>
-      </w:r>
-      <w:r>
-        <w:rPr>
-          <w:b w:val="0"/>
-          <w:i w:val="0"/>
-          <w:color w:val="C2185B"/>
-        </w:rPr>
-        <w:t>Social cut</w:t>
-      </w:r>
-      <w:r>
-        <w:rPr>
-          <w:b w:val="0"/>
-          <w:i/>
-          <w:color w:val="C2185B"/>
-        </w:rPr>
-        <w:t xml:space="preserve"> - not yet available</w:t>
-      </w:r>
-    </w:p>
+    <w:tbl>
+      <w:tblPr>
+        <w:tblStyle w:val="TableGrid"/>
+        <w:tblW w:type="auto" w:w="0"/>
+        <w:tblLook w:firstColumn="1" w:firstRow="1" w:lastColumn="0" w:lastRow="0" w:noHBand="0" w:noVBand="1" w:val="04A0"/>
+      </w:tblPr>
+      <w:tblGrid>
+        <w:gridCol w:w="4320"/>
+        <w:gridCol w:w="4320"/>
+      </w:tblGrid>
+      <w:tr>
+        <w:tc>
+          <w:tcPr>
+            <w:tcW w:type="dxa" w:w="4320"/>
+          </w:tcPr>
+          <w:p>
+            <w:r>
+              <w:rPr>
+                <w:b/>
+                <w:color w:val="6B6B6B"/>
+                <w:sz w:val="16"/>
+              </w:rPr>
+              <w:t>WATCH OR EMBED</w:t>
+            </w:r>
+          </w:p>
+        </w:tc>
+        <w:tc>
+          <w:tcPr>
+            <w:tcW w:type="dxa" w:w="4320"/>
+          </w:tcPr>
+          <w:p>
+            <w:r>
+              <w:rPr>
+                <w:b w:val="0"/>
+                <w:i w:val="0"/>
+                <w:color w:val="C2185B"/>
+                <w:sz w:val="19"/>
+              </w:rPr>
+              <w:t>Coming soon</w:t>
+            </w:r>
+          </w:p>
+        </w:tc>
+      </w:tr>
+      <w:tr>
+        <w:tc>
+          <w:tcPr>
+            <w:tcW w:type="dxa" w:w="4320"/>
+          </w:tcPr>
+          <w:p>
+            <w:r>
+              <w:rPr>
+                <w:b/>
+                <w:color w:val="6B6B6B"/>
+                <w:sz w:val="16"/>
+              </w:rPr>
+              <w:t>4K MP4</w:t>
+            </w:r>
+          </w:p>
+        </w:tc>
+        <w:tc>
+          <w:tcPr>
+            <w:tcW w:type="dxa" w:w="4320"/>
+          </w:tcPr>
+          <w:p>
+            <w:r>
+              <w:rPr>
+                <w:b w:val="0"/>
+                <w:i w:val="0"/>
+                <w:color w:val="C2185B"/>
+                <w:sz w:val="19"/>
+              </w:rPr>
+              <w:t>Coming soon</w:t>
+            </w:r>
+          </w:p>
+        </w:tc>
+      </w:tr>
+      <w:tr>
+        <w:tc>
+          <w:tcPr>
+            <w:tcW w:type="dxa" w:w="4320"/>
+          </w:tcPr>
+          <w:p>
+            <w:r>
+              <w:rPr>
+                <w:b/>
+                <w:color w:val="6B6B6B"/>
+                <w:sz w:val="16"/>
+              </w:rPr>
+              <w:t>1080P MP4</w:t>
+            </w:r>
+          </w:p>
+        </w:tc>
+        <w:tc>
+          <w:tcPr>
+            <w:tcW w:type="dxa" w:w="4320"/>
+          </w:tcPr>
+          <w:p>
+            <w:r>
+              <w:rPr>
+                <w:b w:val="0"/>
+                <w:i w:val="0"/>
+                <w:color w:val="C2185B"/>
+                <w:sz w:val="19"/>
+              </w:rPr>
+              <w:t>Coming soon</w:t>
+            </w:r>
+          </w:p>
+        </w:tc>
+      </w:tr>
+    </w:tbl>
+    <w:p/>
     <w:p>
       <w:pPr>
         <w:pStyle w:val="Heading3"/>
@@ -1474,31 +1596,117 @@
         <w:t>Vertical cut - 9:16</w:t>
       </w:r>
     </w:p>
-    <w:p>
-      <w:r>
-        <w:rPr>
-          <w:b/>
-          <w:color w:val="C2185B"/>
-        </w:rPr>
-        <w:t xml:space="preserve">TODO  </w:t>
-      </w:r>
-      <w:r>
-        <w:rPr>
-          <w:b w:val="0"/>
-          <w:i w:val="0"/>
-          <w:color w:val="C2185B"/>
-        </w:rPr>
-        <w:t>Vertical cut for TikTok, Reels and Shorts</w:t>
-      </w:r>
-      <w:r>
-        <w:rPr>
-          <w:b w:val="0"/>
-          <w:i/>
-          <w:color w:val="C2185B"/>
-        </w:rPr>
-        <w:t xml:space="preserve"> - not yet available</w:t>
-      </w:r>
-    </w:p>
+    <w:tbl>
+      <w:tblPr>
+        <w:tblStyle w:val="TableGrid"/>
+        <w:tblW w:type="auto" w:w="0"/>
+        <w:tblLook w:firstColumn="1" w:firstRow="1" w:lastColumn="0" w:lastRow="0" w:noHBand="0" w:noVBand="1" w:val="04A0"/>
+      </w:tblPr>
+      <w:tblGrid>
+        <w:gridCol w:w="4320"/>
+        <w:gridCol w:w="4320"/>
+      </w:tblGrid>
+      <w:tr>
+        <w:tc>
+          <w:tcPr>
+            <w:tcW w:type="dxa" w:w="4320"/>
+          </w:tcPr>
+          <w:p>
+            <w:r>
+              <w:rPr>
+                <w:b/>
+                <w:color w:val="6B6B6B"/>
+                <w:sz w:val="16"/>
+              </w:rPr>
+              <w:t>WATCH OR EMBED</w:t>
+            </w:r>
+          </w:p>
+        </w:tc>
+        <w:tc>
+          <w:tcPr>
+            <w:tcW w:type="dxa" w:w="4320"/>
+          </w:tcPr>
+          <w:p>
+            <w:r>
+              <w:rPr>
+                <w:b w:val="0"/>
+                <w:i w:val="0"/>
+                <w:color w:val="C2185B"/>
+                <w:sz w:val="19"/>
+              </w:rPr>
+              <w:t>Coming soon</w:t>
+            </w:r>
+          </w:p>
+        </w:tc>
+      </w:tr>
+      <w:tr>
+        <w:tc>
+          <w:tcPr>
+            <w:tcW w:type="dxa" w:w="4320"/>
+          </w:tcPr>
+          <w:p>
+            <w:r>
+              <w:rPr>
+                <w:b/>
+                <w:color w:val="6B6B6B"/>
+                <w:sz w:val="16"/>
+              </w:rPr>
+              <w:t>4K MP4</w:t>
+            </w:r>
+          </w:p>
+        </w:tc>
+        <w:tc>
+          <w:tcPr>
+            <w:tcW w:type="dxa" w:w="4320"/>
+          </w:tcPr>
+          <w:p>
+            <w:r>
+              <w:rPr>
+                <w:b w:val="0"/>
+                <w:i w:val="0"/>
+                <w:color w:val="C2185B"/>
+                <w:sz w:val="19"/>
+              </w:rPr>
+              <w:t>Coming soon</w:t>
+            </w:r>
+          </w:p>
+        </w:tc>
+      </w:tr>
+      <w:tr>
+        <w:tc>
+          <w:tcPr>
+            <w:tcW w:type="dxa" w:w="4320"/>
+          </w:tcPr>
+          <w:p>
+            <w:r>
+              <w:rPr>
+                <w:b/>
+                <w:color w:val="6B6B6B"/>
+                <w:sz w:val="16"/>
+              </w:rPr>
+              <w:t>1080P MP4</w:t>
+            </w:r>
+          </w:p>
+        </w:tc>
+        <w:tc>
+          <w:tcPr>
+            <w:tcW w:type="dxa" w:w="4320"/>
+          </w:tcPr>
+          <w:p>
+            <w:r>
+              <w:rPr>
+                <w:b w:val="0"/>
+                <w:i w:val="0"/>
+                <w:color w:val="C2185B"/>
+                <w:sz w:val="19"/>
+              </w:rPr>
+              <w:t>Coming soon</w:t>
+            </w:r>
+          </w:p>
+        </w:tc>
+      </w:tr>
+    </w:tbl>
+    <w:p/>
     <w:p>
       <w:pPr>
         <w:pStyle w:val="Heading2"/>
@@ -1550,137 +1758,111 @@
     <w:p>
       <w:r>
         <w:rPr>
+          <w:b/>
+          <w:i w:val="0"/>
+          <w:sz w:val="17"/>
+        </w:rPr>
+        <w:t xml:space="preserve">beltfed-gif1  </w:t>
+      </w:r>
+      <w:hyperlink r:id="rId25">
+        <w:r>
+          <w:rPr>
+            <w:color w:val="C2410C"/>
+            <w:u w:val="single"/>
+          </w:rPr>
+          <w:t xml:space="preserve">WebM</w:t>
+        </w:r>
+      </w:hyperlink>
+      <w:r>
+        <w:rPr>
           <w:b w:val="0"/>
-          <w:i/>
+          <w:i w:val="0"/>
           <w:color w:val="6B6B6B"/>
           <w:sz w:val="17"/>
         </w:rPr>
-        <w:t>Nothing in gifs/ yet.</w:t>
+        <w:t xml:space="preserve"> (4.8 MB)</w:t>
+      </w:r>
+      <w:r>
+        <w:rPr>
+          <w:b w:val="0"/>
+          <w:i w:val="0"/>
+          <w:color w:val="6B6B6B"/>
+          <w:sz w:val="17"/>
+        </w:rPr>
+        <w:t xml:space="preserve">  </w:t>
+      </w:r>
+      <w:hyperlink r:id="rId26">
+        <w:r>
+          <w:rPr>
+            <w:color w:val="C2410C"/>
+            <w:u w:val="single"/>
+          </w:rPr>
+          <w:t xml:space="preserve">GIF</w:t>
+        </w:r>
+      </w:hyperlink>
+      <w:r>
+        <w:rPr>
+          <w:b w:val="0"/>
+          <w:i w:val="0"/>
+          <w:color w:val="6B6B6B"/>
+          <w:sz w:val="17"/>
+        </w:rPr>
+        <w:t xml:space="preserve"> (29.8 MB)</w:t>
       </w:r>
     </w:p>
     <w:p>
       <w:r>
         <w:rPr>
           <w:b/>
-          <w:color w:val="C2185B"/>
+          <w:i w:val="0"/>
+          <w:sz w:val="17"/>
         </w:rPr>
-        <w:t xml:space="preserve">TODO  </w:t>
+        <w:t xml:space="preserve">beltfed-gif2  </w:t>
+      </w:r>
+      <w:hyperlink r:id="rId27">
+        <w:r>
+          <w:rPr>
+            <w:color w:val="C2410C"/>
+            <w:u w:val="single"/>
+          </w:rPr>
+          <w:t xml:space="preserve">WebM</w:t>
+        </w:r>
+      </w:hyperlink>
+      <w:r>
+        <w:rPr>
+          <w:b w:val="0"/>
+          <w:i w:val="0"/>
+          <w:color w:val="6B6B6B"/>
+          <w:sz w:val="17"/>
+        </w:rPr>
+        <w:t xml:space="preserve"> (2.5 MB)</w:t>
       </w:r>
       <w:r>
         <w:rPr>
           <w:b w:val="0"/>
           <w:i w:val="0"/>
-          <w:color w:val="C2185B"/>
+          <w:color w:val="6B6B6B"/>
+          <w:sz w:val="17"/>
         </w:rPr>
-        <w:t>Swarm impact</w:t>
+        <w:t xml:space="preserve">  </w:t>
       </w:r>
-      <w:r>
-        <w:rPr>
-          <w:b w:val="0"/>
-          <w:i/>
-          <w:color w:val="C2185B"/>
-        </w:rPr>
-        <w:t xml:space="preserve"> - the wave hitting the line</w:t>
-      </w:r>
-    </w:p>
-    <w:p>
-      <w:r>
-        <w:rPr>
-          <w:b/>
-          <w:color w:val="C2185B"/>
-        </w:rPr>
-        <w:t xml:space="preserve">TODO  </w:t>
-      </w:r>
+      <w:hyperlink r:id="rId28">
+        <w:r>
+          <w:rPr>
+            <w:color w:val="C2410C"/>
+            <w:u w:val="single"/>
+          </w:rPr>
+          <w:t xml:space="preserve">GIF</w:t>
+        </w:r>
+      </w:hyperlink>
       <w:r>
         <w:rPr>
           <w:b w:val="0"/>
           <w:i w:val="0"/>
-          <w:color w:val="C2185B"/>
+          <w:color w:val="6B6B6B"/>
+          <w:sz w:val="17"/>
         </w:rPr>
-        <w:t>Belt to barrel</w:t>
-      </w:r>
-      <w:r>
-        <w:rPr>
-          <w:b w:val="0"/>
-          <w:i/>
-          <w:color w:val="C2185B"/>
-        </w:rPr>
-        <w:t xml:space="preserve"> - ore in one end, bullets out the other</w:t>
-      </w:r>
-    </w:p>
-    <w:p>
-      <w:r>
-        <w:rPr>
-          <w:b/>
-          <w:color w:val="C2185B"/>
-        </w:rPr>
-        <w:t xml:space="preserve">TODO  </w:t>
-      </w:r>
-      <w:r>
-        <w:rPr>
-          <w:b w:val="0"/>
-          <w:i w:val="0"/>
-          <w:color w:val="C2185B"/>
-        </w:rPr>
-        <w:t>Flamethrower</w:t>
-      </w:r>
-      <w:r>
-        <w:rPr>
-          <w:b w:val="0"/>
-          <w:i/>
-          <w:color w:val="C2185B"/>
-        </w:rPr>
-        <w:t xml:space="preserve"> - sustained burn on a choke point</w:t>
-      </w:r>
-    </w:p>
-    <w:p>
-      <w:r>
-        <w:rPr>
-          <w:b/>
-          <w:color w:val="C2185B"/>
-        </w:rPr>
-        <w:t xml:space="preserve">TODO  </w:t>
-      </w:r>
-      <w:r>
-        <w:rPr>
-          <w:b w:val="0"/>
-          <w:i w:val="0"/>
-          <w:color w:val="C2185B"/>
-        </w:rPr>
-        <w:t>Upgrade pick</w:t>
-      </w:r>
-      <w:r>
-        <w:rPr>
-          <w:b w:val="0"/>
-          <w:i/>
-          <w:color w:val="C2185B"/>
-        </w:rPr>
-        <w:t xml:space="preserve"> - run-defining card selection</w:t>
-      </w:r>
-    </w:p>
-    <w:p>
-      <w:r>
-        <w:rPr>
-          <w:b/>
-          <w:color w:val="C2185B"/>
-        </w:rPr>
-        <w:t xml:space="preserve">TODO  </w:t>
-      </w:r>
-      <w:r>
-        <w:rPr>
-          <w:b w:val="0"/>
-          <w:i w:val="0"/>
-          <w:color w:val="C2185B"/>
-        </w:rPr>
-        <w:t>Nexus falling</w:t>
-      </w:r>
-      <w:r>
-        <w:rPr>
-          <w:b w:val="0"/>
-          <w:i/>
-          <w:color w:val="C2185B"/>
-        </w:rPr>
-        <w:t xml:space="preserve"> - the run ending</w:t>
+        <w:t xml:space="preserve"> (30.1 MB)</w:t>
       </w:r>
     </w:p>
     <w:p>
@@ -1797,7 +1979,7 @@
         </w:rPr>
         <w:t xml:space="preserve"> - Developer · Lead Designer · </w:t>
       </w:r>
-      <w:hyperlink r:id="rId25">
+      <w:hyperlink r:id="rId29">
         <w:r>
           <w:rPr>
             <w:color w:val="C2410C"/>
@@ -1825,7 +2007,7 @@
         </w:rPr>
         <w:t xml:space="preserve"> - Developer · Business &amp; Operations · </w:t>
       </w:r>
-      <w:hyperlink r:id="rId26">
+      <w:hyperlink r:id="rId30">
         <w:r>
           <w:rPr>
             <w:color w:val="C2410C"/>
@@ -1852,7 +2034,7 @@
         </w:rPr>
         <w:t xml:space="preserve">Toby went straight into the indie industry after university, and was one of three developers behind the roguelike </w:t>
       </w:r>
-      <w:hyperlink r:id="rId27">
+      <w:hyperlink r:id="rId31">
         <w:r>
           <w:rPr>
             <w:color w:val="C2410C"/>
@@ -1868,7 +2050,7 @@
         </w:rPr>
         <w:t xml:space="preserve"> (TruePlayers, 2025). Troy went on to study entrepreneurship and became a staff engineer and shareholder at adtech startup </w:t>
       </w:r>
-      <w:hyperlink r:id="rId28">
+      <w:hyperlink r:id="rId32">
         <w:r>
           <w:rPr>
             <w:color w:val="C2410C"/>
@@ -1891,7 +2073,7 @@
           <w:b w:val="0"/>
           <w:i w:val="0"/>
         </w:rPr>
-        <w:t>BELTFED began in October 2023 as a part-time project, combining Toby's game design with Troy's experience building large-scale engineering systems - a combination the team credits directly with BELTFED's ability to simulate a ridiculous number of enemies.</w:t>
+        <w:t>BELTFED began in October 2023 as a part-time project, combining Toby's game design with Troy's experience building large-scale engineering systems - a combination the team credits directly with BELTFED's ability to simulate a ridiculous number of enemies on-screen at once.</w:t>
       </w:r>
     </w:p>
     <w:p>

--- a/press/press-kit/presskit.docx
+++ b/press/press-kit/presskit.docx
@@ -145,6 +145,39 @@
               </w:rPr>
               <w:t>AUTOMATE DEATH</w:t>
             </w:r>
+          </w:p>
+        </w:tc>
+      </w:tr>
+      <w:tr>
+        <w:tc>
+          <w:tcPr>
+            <w:tcW w:type="dxa" w:w="4320"/>
+          </w:tcPr>
+          <w:p>
+            <w:r>
+              <w:rPr>
+                <w:b/>
+                <w:color w:val="6B6B6B"/>
+                <w:sz w:val="16"/>
+              </w:rPr>
+              <w:t>STEAM PAGE</w:t>
+            </w:r>
+          </w:p>
+        </w:tc>
+        <w:tc>
+          <w:tcPr>
+            <w:tcW w:type="dxa" w:w="4320"/>
+          </w:tcPr>
+          <w:p>
+            <w:hyperlink r:id="rId10">
+              <w:r>
+                <w:rPr>
+                  <w:color w:val="C2410C"/>
+                  <w:u w:val="single"/>
+                </w:rPr>
+                <w:t xml:space="preserve">store.steampowered.com - BELTFED</w:t>
+              </w:r>
+            </w:hyperlink>
           </w:p>
         </w:tc>
       </w:tr>
@@ -497,39 +530,6 @@
               </w:rPr>
               <w:t>Abu Dhabi, UAE (founders from Cornwall, UK)</w:t>
             </w:r>
-          </w:p>
-        </w:tc>
-      </w:tr>
-      <w:tr>
-        <w:tc>
-          <w:tcPr>
-            <w:tcW w:type="dxa" w:w="4320"/>
-          </w:tcPr>
-          <w:p>
-            <w:r>
-              <w:rPr>
-                <w:b/>
-                <w:color w:val="6B6B6B"/>
-                <w:sz w:val="16"/>
-              </w:rPr>
-              <w:t>STEAM PAGE</w:t>
-            </w:r>
-          </w:p>
-        </w:tc>
-        <w:tc>
-          <w:tcPr>
-            <w:tcW w:type="dxa" w:w="4320"/>
-          </w:tcPr>
-          <w:p>
-            <w:hyperlink r:id="rId10">
-              <w:r>
-                <w:rPr>
-                  <w:color w:val="C2410C"/>
-                  <w:u w:val="single"/>
-                </w:rPr>
-                <w:t xml:space="preserve">store.steampowered.com - BELTFED</w:t>
-              </w:r>
-            </w:hyperlink>
           </w:p>
         </w:tc>
       </w:tr>

--- a/press/press-kit/presskit.docx
+++ b/press/press-kit/presskit.docx
@@ -368,7 +368,7 @@
                 <w:i w:val="0"/>
                 <w:sz w:val="19"/>
               </w:rPr>
-              <w:t>Playable Steam demo, late 2026</w:t>
+              <w:t>TBC</w:t>
             </w:r>
           </w:p>
         </w:tc>
@@ -464,7 +464,7 @@
                 <w:i w:val="0"/>
                 <w:sz w:val="19"/>
               </w:rPr>
-              <w:t>Unity (DOTS, Data-Oriented Technology Stack)</w:t>
+              <w:t>Unity</w:t>
             </w:r>
           </w:p>
         </w:tc>
@@ -528,7 +528,7 @@
                 <w:i w:val="0"/>
                 <w:sz w:val="19"/>
               </w:rPr>
-              <w:t>Abu Dhabi, UAE (founders from Cornwall, UK)</w:t>
+              <w:t>Abu Dhabi, UAE</w:t>
             </w:r>
           </w:p>
         </w:tc>
@@ -871,7 +871,7 @@
           <w:b w:val="0"/>
           <w:i w:val="0"/>
         </w:rPr>
-        <w:t>BELTFED is a roguelike factory-defense game of rapid, brutal runs and absurd scale. Lay belts, wire up smelters and assemblers, and balance your power grid, turning raw ore into raw firepower. All the while a planet's worth of bugs descends upon your factory. Every run is the whole arc, start to end game, in one sitting. This is automation fused with total war.</w:t>
+        <w:t>BELTFED is a roguelike factory-defense game of rapid, brutal runs and absurd scale. Lay belts, wire up smelters and assemblers, and balance your power grid, turning raw ore into raw firepower. All the while a planet's worth of bugs descends upon your factory. This is automation fused with total war.</w:t>
       </w:r>
     </w:p>
     <w:p>
@@ -885,7 +885,7 @@
           <w:color w:val="1A1A1A"/>
           <w:sz w:val="20"/>
         </w:rPr>
-        <w:t>Mass production. Mass extinction.</w:t>
+        <w:t>Automate death</w:t>
       </w:r>
     </w:p>
     <w:p>
@@ -908,7 +908,7 @@
           <w:color w:val="1A1A1A"/>
           <w:sz w:val="20"/>
         </w:rPr>
-        <w:t>Automate death</w:t>
+        <w:t>Mass production. Mass extinction.</w:t>
       </w:r>
     </w:p>
     <w:p>
@@ -1190,7 +1190,7 @@
           <w:b w:val="0"/>
           <w:i w:val="0"/>
         </w:rPr>
-        <w:t xml:space="preserve">Video is </w:t>
+        <w:t xml:space="preserve">Videos are </w:t>
       </w:r>
       <w:r>
         <w:rPr>
@@ -1204,7 +1204,7 @@
           <w:b w:val="0"/>
           <w:i w:val="0"/>
         </w:rPr>
-        <w:t xml:space="preserve"> included in the press kit download - everything below streams or downloads from the links here, so the ZIP stays small.</w:t>
+        <w:t xml:space="preserve"> included in the press kit download - download them below.</w:t>
       </w:r>
     </w:p>
     <w:p>
@@ -1258,7 +1258,7 @@
                   <w:color w:val="C2410C"/>
                   <w:u w:val="single"/>
                 </w:rPr>
-                <w:t xml:space="preserve">youtu.be/n4RiVblVQ90</w:t>
+                <w:t xml:space="preserve">youtube.com/watch?v=n4RiVblVQ90</w:t>
               </w:r>
             </w:hyperlink>
           </w:p>
@@ -1738,7 +1738,7 @@
           <w:color w:val="6B6B6B"/>
           <w:sz w:val="17"/>
         </w:rPr>
-        <w:t xml:space="preserve"> in screenshots/ (36.1 MB) - beltfed-screenshot-01.jpg, beltfed-screenshot-02.jpg, beltfed-screenshot-03.jpg, beltfed-screenshot-04.jpg, beltfed-screenshot-05.jpg, beltfed-screenshot-06.jpg, beltfed-screenshot-07.jpg, beltfed-screenshot-08.jpg, beltfed-screenshot-09.jpg, beltfed-screenshot-10.jpg, beltfed-screenshot-11.jpg, beltfed-screenshot-12.jpg, beltfed-screenshot-13.jpg, beltfed-screenshot-14.jpg, beltfed-screenshot-15.jpg, beltfed-screenshot-16.jpg</w:t>
+        <w:t xml:space="preserve"> in screenshots/ (33.6 MB) - beltfed-screenshot-01.jpg, beltfed-screenshot-02.jpg, beltfed-screenshot-03.jpg, beltfed-screenshot-04.jpg, beltfed-screenshot-05.jpg, beltfed-screenshot-06.jpg, beltfed-screenshot-07.jpg, beltfed-screenshot-08.jpg, beltfed-screenshot-09.jpg, beltfed-screenshot-10.jpg, beltfed-screenshot-11.jpg, beltfed-screenshot-12.jpg, beltfed-screenshot-13.jpg, beltfed-screenshot-14.jpg, beltfed-screenshot-15.jpg, beltfed-screenshot-16.jpg</w:t>
       </w:r>
     </w:p>
     <w:p>
@@ -1753,6 +1753,29 @@
           <w:sz w:val="28"/>
         </w:rPr>
         <w:t>GIFs</w:t>
+      </w:r>
+    </w:p>
+    <w:p>
+      <w:r>
+        <w:rPr>
+          <w:b w:val="0"/>
+          <w:i w:val="0"/>
+        </w:rPr>
+        <w:t xml:space="preserve">GIFs are </w:t>
+      </w:r>
+      <w:r>
+        <w:rPr>
+          <w:b/>
+          <w:i w:val="0"/>
+        </w:rPr>
+        <w:t>not</w:t>
+      </w:r>
+      <w:r>
+        <w:rPr>
+          <w:b w:val="0"/>
+          <w:i w:val="0"/>
+        </w:rPr>
+        <w:t xml:space="preserve"> included in the press kit download - download them below.</w:t>
       </w:r>
     </w:p>
     <w:p>
@@ -1977,17 +2000,8 @@
           <w:b w:val="0"/>
           <w:i w:val="0"/>
         </w:rPr>
-        <w:t xml:space="preserve"> - Developer · Lead Designer · </w:t>
+        <w:t xml:space="preserve"> - Developer · Lead Designer</w:t>
       </w:r>
-      <w:hyperlink r:id="rId29">
-        <w:r>
-          <w:rPr>
-            <w:color w:val="C2410C"/>
-            <w:u w:val="single"/>
-          </w:rPr>
-          <w:t xml:space="preserve">LinkedIn</w:t>
-        </w:r>
-      </w:hyperlink>
     </w:p>
     <w:p>
       <w:pPr>
@@ -2005,17 +2019,8 @@
           <w:b w:val="0"/>
           <w:i w:val="0"/>
         </w:rPr>
-        <w:t xml:space="preserve"> - Developer · Business &amp; Operations · </w:t>
+        <w:t xml:space="preserve"> - Developer · Business &amp; Operations</w:t>
       </w:r>
-      <w:hyperlink r:id="rId30">
-        <w:r>
-          <w:rPr>
-            <w:color w:val="C2410C"/>
-            <w:u w:val="single"/>
-          </w:rPr>
-          <w:t xml:space="preserve">LinkedIn</w:t>
-        </w:r>
-      </w:hyperlink>
     </w:p>
     <w:p>
       <w:r>
@@ -2034,7 +2039,7 @@
         </w:rPr>
         <w:t xml:space="preserve">Toby went straight into the indie industry after university, and was one of three developers behind the roguelike </w:t>
       </w:r>
-      <w:hyperlink r:id="rId31">
+      <w:hyperlink r:id="rId29">
         <w:r>
           <w:rPr>
             <w:color w:val="C2410C"/>
@@ -2048,23 +2053,7 @@
           <w:b w:val="0"/>
           <w:i w:val="0"/>
         </w:rPr>
-        <w:t xml:space="preserve"> (TruePlayers, 2025). Troy went on to study entrepreneurship and became a staff engineer and shareholder at adtech startup </w:t>
-      </w:r>
-      <w:hyperlink r:id="rId32">
-        <w:r>
-          <w:rPr>
-            <w:color w:val="C2410C"/>
-            <w:u w:val="single"/>
-          </w:rPr>
-          <w:t xml:space="preserve">Audiomob</w:t>
-        </w:r>
-      </w:hyperlink>
-      <w:r>
-        <w:rPr>
-          <w:b w:val="0"/>
-          <w:i w:val="0"/>
-        </w:rPr>
-        <w:t>.</w:t>
+        <w:t xml:space="preserve"> (TruePlayers, 2025). Troy went on to study entrepreneurship and became a staff engineer and shareholder at a tech startup.</w:t>
       </w:r>
     </w:p>
     <w:p>
@@ -2150,7 +2139,7 @@
           <w:b w:val="0"/>
           <w:i w:val="0"/>
         </w:rPr>
-        <w:t>"I love factory games, but I never have the patience to get to the end game. BELTFED flips the genre on its head and throws you straight into the action - from first belts down to late-game insanity in a single play session. It appeals to new players who don't have the time to commit to a more traditional automation title, and to veterans looking for a new challenge and a crazy change of pace."</w:t>
+        <w:t>"I love factory games, but I never have the patience to get to the end game. BELTFED flips the genre on its head and throws you straight into the action - from first belts down to late-game insanity in a single play session. It appeals to new players who don't have the time to commit to a more traditional automation title, and to veterans looking for a new challenge with a crazy change of pace."</w:t>
       </w:r>
     </w:p>
     <w:p>

--- a/press/press-kit/presskit.docx
+++ b/press/press-kit/presskit.docx
@@ -1803,7 +1803,7 @@
           <w:color w:val="6B6B6B"/>
           <w:sz w:val="17"/>
         </w:rPr>
-        <w:t xml:space="preserve"> (4.8 MB)</w:t>
+        <w:t xml:space="preserve"> (18.3 MB)</w:t>
       </w:r>
       <w:r>
         <w:rPr>
@@ -1830,7 +1830,7 @@
           <w:color w:val="6B6B6B"/>
           <w:sz w:val="17"/>
         </w:rPr>
-        <w:t xml:space="preserve"> (29.8 MB)</w:t>
+        <w:t xml:space="preserve"> (89.3 MB)</w:t>
       </w:r>
     </w:p>
     <w:p>
@@ -1886,6 +1886,171 @@
           <w:sz w:val="17"/>
         </w:rPr>
         <w:t xml:space="preserve"> (30.1 MB)</w:t>
+      </w:r>
+    </w:p>
+    <w:p>
+      <w:r>
+        <w:rPr>
+          <w:b/>
+          <w:i w:val="0"/>
+          <w:sz w:val="17"/>
+        </w:rPr>
+        <w:t xml:space="preserve">beltfed-gif3  </w:t>
+      </w:r>
+      <w:hyperlink r:id="rId29">
+        <w:r>
+          <w:rPr>
+            <w:color w:val="C2410C"/>
+            <w:u w:val="single"/>
+          </w:rPr>
+          <w:t xml:space="preserve">WebM</w:t>
+        </w:r>
+      </w:hyperlink>
+      <w:r>
+        <w:rPr>
+          <w:b w:val="0"/>
+          <w:i w:val="0"/>
+          <w:color w:val="6B6B6B"/>
+          <w:sz w:val="17"/>
+        </w:rPr>
+        <w:t xml:space="preserve"> (6.3 MB)</w:t>
+      </w:r>
+      <w:r>
+        <w:rPr>
+          <w:b w:val="0"/>
+          <w:i w:val="0"/>
+          <w:color w:val="6B6B6B"/>
+          <w:sz w:val="17"/>
+        </w:rPr>
+        <w:t xml:space="preserve">  </w:t>
+      </w:r>
+      <w:hyperlink r:id="rId30">
+        <w:r>
+          <w:rPr>
+            <w:color w:val="C2410C"/>
+            <w:u w:val="single"/>
+          </w:rPr>
+          <w:t xml:space="preserve">GIF</w:t>
+        </w:r>
+      </w:hyperlink>
+      <w:r>
+        <w:rPr>
+          <w:b w:val="0"/>
+          <w:i w:val="0"/>
+          <w:color w:val="6B6B6B"/>
+          <w:sz w:val="17"/>
+        </w:rPr>
+        <w:t xml:space="preserve"> (72.5 MB)</w:t>
+      </w:r>
+    </w:p>
+    <w:p>
+      <w:r>
+        <w:rPr>
+          <w:b/>
+          <w:i w:val="0"/>
+          <w:sz w:val="17"/>
+        </w:rPr>
+        <w:t xml:space="preserve">beltfed-gif4  </w:t>
+      </w:r>
+      <w:hyperlink r:id="rId31">
+        <w:r>
+          <w:rPr>
+            <w:color w:val="C2410C"/>
+            <w:u w:val="single"/>
+          </w:rPr>
+          <w:t xml:space="preserve">WebM</w:t>
+        </w:r>
+      </w:hyperlink>
+      <w:r>
+        <w:rPr>
+          <w:b w:val="0"/>
+          <w:i w:val="0"/>
+          <w:color w:val="6B6B6B"/>
+          <w:sz w:val="17"/>
+        </w:rPr>
+        <w:t xml:space="preserve"> (4.1 MB)</w:t>
+      </w:r>
+      <w:r>
+        <w:rPr>
+          <w:b w:val="0"/>
+          <w:i w:val="0"/>
+          <w:color w:val="6B6B6B"/>
+          <w:sz w:val="17"/>
+        </w:rPr>
+        <w:t xml:space="preserve">  </w:t>
+      </w:r>
+      <w:hyperlink r:id="rId32">
+        <w:r>
+          <w:rPr>
+            <w:color w:val="C2410C"/>
+            <w:u w:val="single"/>
+          </w:rPr>
+          <w:t xml:space="preserve">GIF</w:t>
+        </w:r>
+      </w:hyperlink>
+      <w:r>
+        <w:rPr>
+          <w:b w:val="0"/>
+          <w:i w:val="0"/>
+          <w:color w:val="6B6B6B"/>
+          <w:sz w:val="17"/>
+        </w:rPr>
+        <w:t xml:space="preserve"> (38.8 MB)</w:t>
+      </w:r>
+    </w:p>
+    <w:p>
+      <w:r>
+        <w:rPr>
+          <w:b/>
+          <w:i w:val="0"/>
+          <w:sz w:val="17"/>
+        </w:rPr>
+        <w:t xml:space="preserve">beltfed-gif5  </w:t>
+      </w:r>
+      <w:hyperlink r:id="rId33">
+        <w:r>
+          <w:rPr>
+            <w:color w:val="C2410C"/>
+            <w:u w:val="single"/>
+          </w:rPr>
+          <w:t xml:space="preserve">WebM</w:t>
+        </w:r>
+      </w:hyperlink>
+      <w:r>
+        <w:rPr>
+          <w:b w:val="0"/>
+          <w:i w:val="0"/>
+          <w:color w:val="6B6B6B"/>
+          <w:sz w:val="17"/>
+        </w:rPr>
+        <w:t xml:space="preserve"> (4.7 MB)</w:t>
+      </w:r>
+      <w:r>
+        <w:rPr>
+          <w:b w:val="0"/>
+          <w:i w:val="0"/>
+          <w:color w:val="6B6B6B"/>
+          <w:sz w:val="17"/>
+        </w:rPr>
+        <w:t xml:space="preserve">  </w:t>
+      </w:r>
+      <w:hyperlink r:id="rId34">
+        <w:r>
+          <w:rPr>
+            <w:color w:val="C2410C"/>
+            <w:u w:val="single"/>
+          </w:rPr>
+          <w:t xml:space="preserve">GIF</w:t>
+        </w:r>
+      </w:hyperlink>
+      <w:r>
+        <w:rPr>
+          <w:b w:val="0"/>
+          <w:i w:val="0"/>
+          <w:color w:val="6B6B6B"/>
+          <w:sz w:val="17"/>
+        </w:rPr>
+        <w:t xml:space="preserve"> (30.4 MB)</w:t>
       </w:r>
     </w:p>
     <w:p>
@@ -2039,7 +2204,7 @@
         </w:rPr>
         <w:t xml:space="preserve">Toby went straight into the indie industry after university, and was one of three developers behind the roguelike </w:t>
       </w:r>
-      <w:hyperlink r:id="rId29">
+      <w:hyperlink r:id="rId35">
         <w:r>
           <w:rPr>
             <w:color w:val="C2410C"/>
